--- a/bank/task_03/variant_13.docx
+++ b/bank/task_03/variant_13.docx
@@ -5,35 +5,39 @@
     <w:p>
       <w:pPr>
         <w:rPr>
-          <w:sz w:val="24"/>
+          <w:b/>
         </w:rPr>
       </w:pPr>
       <w:r>
         <w:rPr>
           <w:rStyle w:val="a3"/>
-          <w:rFonts w:ascii="Cambria Math" w:hAnsi="Cambria Math" w:cs="Segoe UI"/>
           <w:b w:val="0"/>
-          <w:sz w:val="24"/>
           <w:szCs w:val="28"/>
         </w:rPr>
         <w:t xml:space="preserve">Задание 3. (26) </w:t>
       </w:r>
       <w:r>
         <w:rPr>
-          <w:rFonts w:ascii="Cambria Math" w:hAnsi="Cambria Math" w:cs="Segoe UI"/>
-          <w:sz w:val="24"/>
+          <w:b/>
           <w:szCs w:val="28"/>
         </w:rPr>
-        <w:t xml:space="preserve"> Решите уравнение: </w:t>
+        <w:t> </w:t>
+      </w:r>
+      <w:r>
+        <w:rPr>
+          <w:bCs/>
+          <w:szCs w:val="28"/>
+        </w:rPr>
+        <w:t xml:space="preserve">Решите уравнение: </w:t>
       </w:r>
       <m:oMath>
         <m:f>
           <m:fPr>
             <m:ctrlPr>
               <w:rPr>
-                <w:rFonts w:ascii="Cambria Math" w:hAnsi="Cambria Math" w:cs="Segoe UI"/>
+                <w:rFonts w:ascii="Cambria Math" w:hAnsi="Cambria Math"/>
+                <w:bCs/>
                 <w:i/>
-                <w:sz w:val="24"/>
                 <w:szCs w:val="28"/>
               </w:rPr>
             </m:ctrlPr>
@@ -41,8 +45,7 @@
           <m:num>
             <m:r>
               <w:rPr>
-                <w:rFonts w:ascii="Cambria Math" w:hAnsi="Cambria Math" w:cs="Segoe UI"/>
-                <w:sz w:val="24"/>
+                <w:rFonts w:ascii="Cambria Math" w:hAnsi="Cambria Math"/>
                 <w:szCs w:val="28"/>
               </w:rPr>
               <m:t>2</m:t>
@@ -51,8 +54,7 @@
           <m:den>
             <m:r>
               <w:rPr>
-                <w:rFonts w:ascii="Cambria Math" w:hAnsi="Cambria Math" w:cs="Segoe UI"/>
-                <w:sz w:val="24"/>
+                <w:rFonts w:ascii="Cambria Math" w:hAnsi="Cambria Math"/>
                 <w:szCs w:val="28"/>
               </w:rPr>
               <m:t>x + 4</m:t>
@@ -61,8 +63,7 @@
         </m:f>
         <m:r>
           <w:rPr>
-            <w:rFonts w:ascii="Cambria Math" w:hAnsi="Cambria Math" w:cs="Segoe UI"/>
-            <w:sz w:val="24"/>
+            <w:rFonts w:ascii="Cambria Math" w:hAnsi="Cambria Math"/>
             <w:szCs w:val="28"/>
           </w:rPr>
           <m:t xml:space="preserve"> =</m:t>
@@ -71,9 +72,9 @@
           <m:fPr>
             <m:ctrlPr>
               <w:rPr>
-                <w:rFonts w:ascii="Cambria Math" w:hAnsi="Cambria Math" w:cs="Segoe UI"/>
+                <w:rFonts w:ascii="Cambria Math" w:hAnsi="Cambria Math"/>
+                <w:bCs/>
                 <w:i/>
-                <w:sz w:val="24"/>
                 <w:szCs w:val="28"/>
               </w:rPr>
             </m:ctrlPr>
@@ -81,8 +82,7 @@
           <m:num>
             <m:r>
               <w:rPr>
-                <w:rFonts w:ascii="Cambria Math" w:hAnsi="Cambria Math" w:cs="Segoe UI"/>
-                <w:sz w:val="24"/>
+                <w:rFonts w:ascii="Cambria Math" w:hAnsi="Cambria Math"/>
                 <w:szCs w:val="28"/>
               </w:rPr>
               <m:t>7</m:t>
@@ -91,8 +91,7 @@
           <m:den>
             <m:r>
               <w:rPr>
-                <w:rFonts w:ascii="Cambria Math" w:hAnsi="Cambria Math" w:cs="Segoe UI"/>
-                <w:sz w:val="24"/>
+                <w:rFonts w:ascii="Cambria Math" w:hAnsi="Cambria Math"/>
                 <w:szCs w:val="28"/>
               </w:rPr>
               <m:t>2x – 1</m:t>
@@ -101,8 +100,7 @@
         </m:f>
         <m:r>
           <w:rPr>
-            <w:rFonts w:ascii="Cambria Math" w:hAnsi="Cambria Math" w:cs="Segoe UI"/>
-            <w:sz w:val="24"/>
+            <w:rFonts w:ascii="Cambria Math" w:hAnsi="Cambria Math"/>
             <w:szCs w:val="28"/>
           </w:rPr>
           <m:t>.</m:t>
@@ -111,7 +109,7 @@
     </w:p>
     <w:sectPr>
       <w:pgSz w:w="11906" w:h="16838"/>
-      <w:pgMar w:top="1134" w:right="850" w:bottom="1134" w:left="1701" w:header="708" w:footer="708" w:gutter="0"/>
+      <w:pgMar w:top="850" w:right="850" w:bottom="850" w:left="850" w:header="708" w:footer="708" w:gutter="0"/>
       <w:cols w:space="708"/>
       <w:docGrid w:linePitch="360"/>
     </w:sectPr>
@@ -517,6 +515,14 @@
   <w:style w:type="paragraph" w:default="1" w:styleId="a">
     <w:name w:val="Normal"/>
     <w:qFormat/>
+    <w:pPr>
+      <w:spacing w:after="0" w:line="240" w:lineRule="auto"/>
+      <w:jc w:val="both"/>
+    </w:pPr>
+    <w:rPr>
+      <w:rFonts w:ascii="Times New Roman" w:hAnsi="Times New Roman" w:cs="Times New Roman"/>
+      <w:sz w:val="24"/>
+    </w:rPr>
   </w:style>
   <w:style w:type="character" w:default="1" w:styleId="a0">
     <w:name w:val="Default Paragraph Font"/>
